--- a/01-精益工具知识库/03-问题解决方法/04-DMAIC方法论.docx
+++ b/01-精益工具知识库/03-问题解决方法/04-DMAIC方法论.docx
@@ -1256,7 +1256,7 @@
           <w:i w:val="0"/>
           <w:sz w:val="22"/>
         </w:rPr>
-        <w:t>紧固件项目目标声明示例</w:t>
+        <w:t>产品项目目标声明示例：</w:t>
       </w:r>
       <w:r>
         <w:rPr>
@@ -1265,7 +1265,6 @@
           <w:i w:val="0"/>
           <w:sz w:val="22"/>
         </w:rPr>
-        <w:t>：</w:t>
       </w:r>
     </w:p>
     <w:p>
@@ -1282,7 +1281,7 @@
           <w:i/>
           <w:sz w:val="20"/>
         </w:rPr>
-        <w:t>搓丝工序的螺纹不良率目前为5000PPM，远高于客户要求的500PPM以下。本项目目标是在3个月内将搓丝螺纹不良率从5000PPM降低至500PPM以下，预计年节约质量成本15万元。</w:t>
+        <w:t>精加工工序的尺寸不良率目前为5000PPM，远高于客户要求的500PPM以下。本项目目标是在3个月内将精加工尺寸不良率从5000PPM降低至500PPM以下，预计年节约质量成本15万元。</w:t>
       </w:r>
     </w:p>
     <w:p>
@@ -1650,7 +1649,7 @@
           <w:i w:val="0"/>
           <w:sz w:val="22"/>
         </w:rPr>
-        <w:t>紧固件Measure阶段示例</w:t>
+        <w:t>产品Measure阶段示例：</w:t>
       </w:r>
       <w:r>
         <w:rPr>
@@ -1659,7 +1658,6 @@
           <w:i w:val="0"/>
           <w:sz w:val="22"/>
         </w:rPr>
-        <w:t>：</w:t>
       </w:r>
     </w:p>
     <w:tbl>
@@ -1822,7 +1820,7 @@
                 <w:i w:val="0"/>
                 <w:sz w:val="20"/>
               </w:rPr>
-              <w:t>螺纹大径</w:t>
+              <w:t>外径</w:t>
             </w:r>
           </w:p>
         </w:tc>
@@ -1910,7 +1908,7 @@
                 <w:i w:val="0"/>
                 <w:sz w:val="20"/>
               </w:rPr>
-              <w:t>螺纹小径</w:t>
+              <w:t>内径</w:t>
             </w:r>
           </w:p>
         </w:tc>
@@ -2001,7 +1999,7 @@
                 <w:i w:val="0"/>
                 <w:sz w:val="20"/>
               </w:rPr>
-              <w:t>螺纹通止</w:t>
+              <w:t>通止规</w:t>
             </w:r>
           </w:p>
         </w:tc>
@@ -2589,7 +2587,7 @@
           <w:i w:val="0"/>
           <w:sz w:val="22"/>
         </w:rPr>
-        <w:t>紧固件Analyze阶段示例</w:t>
+        <w:t>产品Analyze阶段示例：</w:t>
       </w:r>
       <w:r>
         <w:rPr>
@@ -2598,7 +2596,6 @@
           <w:i w:val="0"/>
           <w:sz w:val="22"/>
         </w:rPr>
-        <w:t>：</w:t>
       </w:r>
     </w:p>
     <w:p>
@@ -2635,7 +2632,7 @@
           <w:i w:val="0"/>
           <w:sz w:val="22"/>
         </w:rPr>
-        <w:t>与螺纹不良率显著相关（p&lt;0.05），硬度偏差每增加1HRC，不良率增加800PPM</w:t>
+        <w:t>与尺寸不良率显著相关（p&lt;0.05），硬度偏差每增加1HRC，不良率增加800PPM</w:t>
       </w:r>
     </w:p>
     <w:p>
@@ -2649,7 +2646,7 @@
           <w:i w:val="0"/>
           <w:sz w:val="22"/>
         </w:rPr>
-        <w:t>搓丝滚轮使用次数</w:t>
+        <w:t>精加工刀具使用次数与尺寸不良率显著相关（r=0.87），超过100万件后不良率急剧上升</w:t>
       </w:r>
       <w:r>
         <w:rPr>
@@ -2658,7 +2655,6 @@
           <w:i w:val="0"/>
           <w:sz w:val="22"/>
         </w:rPr>
-        <w:t>与螺纹不良率显著相关（r=0.87），超过100万件后不良率急剧上升</w:t>
       </w:r>
     </w:p>
     <w:p>
@@ -2718,7 +2714,7 @@
           <w:i w:val="0"/>
           <w:sz w:val="22"/>
         </w:rPr>
-        <w:t>根本原因：（1）原材料硬度控制不严；（2）搓丝滚轮超寿命使用</w:t>
+        <w:t>根本原因：（1）原材料硬度控制不严；（2）精加工刀具超寿命使用</w:t>
       </w:r>
     </w:p>
     <w:p>
@@ -3100,7 +3096,7 @@
           <w:i w:val="0"/>
           <w:sz w:val="22"/>
         </w:rPr>
-        <w:t>紧固件Improve阶段示例</w:t>
+        <w:t>产品Improve阶段示例：</w:t>
       </w:r>
       <w:r>
         <w:rPr>
@@ -3109,7 +3105,6 @@
           <w:i w:val="0"/>
           <w:sz w:val="22"/>
         </w:rPr>
-        <w:t>：</w:t>
       </w:r>
     </w:p>
     <w:tbl>
@@ -3316,7 +3311,7 @@
                 <w:i w:val="0"/>
                 <w:sz w:val="20"/>
               </w:rPr>
-              <w:t>滚轮寿命管理</w:t>
+              <w:t>刀具寿命管理</w:t>
             </w:r>
           </w:p>
         </w:tc>
@@ -3381,7 +3376,9 @@
             <w:tcW w:type="dxa" w:w="2075"/>
           </w:tcPr>
           <w:p>
-            <w:r/>
+            <w:r>
+              <w:t>在线量规检测</w:t>
+            </w:r>
             <w:r>
               <w:rPr>
                 <w:rFonts w:ascii="SimSun" w:hAnsi="SimSun"/>
@@ -3389,7 +3386,6 @@
                 <w:i w:val="0"/>
                 <w:sz w:val="20"/>
               </w:rPr>
-              <w:t>在线通止规检测</w:t>
             </w:r>
           </w:p>
         </w:tc>
@@ -3415,7 +3411,9 @@
             <w:tcW w:type="dxa" w:w="2075"/>
           </w:tcPr>
           <w:p>
-            <w:r/>
+            <w:r>
+              <w:t>安装自动量规检测机</w:t>
+            </w:r>
             <w:r>
               <w:rPr>
                 <w:rFonts w:ascii="SimSun" w:hAnsi="SimSun"/>
@@ -3423,7 +3421,6 @@
                 <w:i w:val="0"/>
                 <w:sz w:val="20"/>
               </w:rPr>
-              <w:t>安装自动通止规检测机</w:t>
             </w:r>
           </w:p>
         </w:tc>
@@ -3472,7 +3469,7 @@
           <w:i w:val="0"/>
           <w:sz w:val="22"/>
         </w:rPr>
-        <w:t>螺纹不良率：5000PPM → 350PPM（达成目标&lt;500PPM）</w:t>
+        <w:t>尺寸不良率：5000PPM → 350PPM（达成目标&lt;500PPM）</w:t>
       </w:r>
     </w:p>
     <w:p>
@@ -3966,7 +3963,7 @@
           <w:i w:val="0"/>
           <w:sz w:val="32"/>
         </w:rPr>
-        <w:t>紧固件案例：搓丝不良率从5000ppm降至500ppm</w:t>
+        <w:t>产品案例：精加工不良率从5000ppm降至500ppm</w:t>
       </w:r>
     </w:p>
     <w:p>
@@ -4017,7 +4014,7 @@
           <w:i w:val="0"/>
           <w:sz w:val="22"/>
         </w:rPr>
-        <w:t>问题：搓丝螺纹不良率5000PPM，客户要求&lt;500PPM</w:t>
+        <w:t>问题：精加工尺寸不良率5000PPM，客户要求&lt;500PPM</w:t>
       </w:r>
     </w:p>
     <w:p>
@@ -4045,7 +4042,7 @@
           <w:i w:val="0"/>
           <w:sz w:val="22"/>
         </w:rPr>
-        <w:t>范围：M10六角螺栓搓丝工序</w:t>
+        <w:t>范围：M10工件精加工工序</w:t>
       </w:r>
     </w:p>
     <w:p>
@@ -4138,7 +4135,7 @@
           <w:i w:val="0"/>
           <w:sz w:val="22"/>
         </w:rPr>
-        <w:t>主要缺陷类型：螺纹外径偏大（60%）、螺纹烂牙（25%）、螺纹长度不足（15%）</w:t>
+        <w:t>主要缺陷类型：外径偏大（60%）、表面烂纹（25%）、加工长度不足（15%）</w:t>
       </w:r>
     </w:p>
     <w:p>
@@ -4175,7 +4172,7 @@
           <w:i w:val="0"/>
           <w:sz w:val="22"/>
         </w:rPr>
-        <w:t>根因1：搓丝滚轮超寿命使用（使用150万件，标准100万件）</w:t>
+        <w:t>根因1：精加工刀具超寿命使用（使用150万件，标准100万件）</w:t>
       </w:r>
     </w:p>
     <w:p>
@@ -4203,7 +4200,7 @@
           <w:i w:val="0"/>
           <w:sz w:val="22"/>
         </w:rPr>
-        <w:t>根因3：搓丝机送料机构不稳定（间歇性送料不均）</w:t>
+        <w:t>根因3：精加工设备送料机构不稳定（间歇性送料不均）</w:t>
       </w:r>
     </w:p>
     <w:p>
@@ -4240,7 +4237,7 @@
           <w:i w:val="0"/>
           <w:sz w:val="22"/>
         </w:rPr>
-        <w:t>对策1：建立滚轮寿命计数系统，100万件强制更换</w:t>
+        <w:t>对策1：建立刀具寿命计数系统，100万件强制更换</w:t>
       </w:r>
     </w:p>
     <w:p>
@@ -4319,7 +4316,7 @@
           <w:i w:val="0"/>
           <w:sz w:val="22"/>
         </w:rPr>
-        <w:t>建立搓丝工序SPC控制图（X-bar R图）</w:t>
+        <w:t>建立精加工工序SPC控制图（X-bar R图）</w:t>
       </w:r>
     </w:p>
     <w:p>
@@ -4333,7 +4330,7 @@
           <w:i w:val="0"/>
           <w:sz w:val="22"/>
         </w:rPr>
-        <w:t>滚轮更换纳入TPM计划</w:t>
+        <w:t>刀具更换纳入TPM计划</w:t>
       </w:r>
     </w:p>
     <w:p>
